--- a/Zemouchi_Mohamed_1_specifications_techniques.docx
+++ b/Zemouchi_Mohamed_1_specifications_techniques.docx
@@ -326,7 +326,31 @@
                 <w:sz w:val="24"/>
                 <w:szCs w:val="24"/>
               </w:rPr>
-              <w:t>11/05/2026</w:t>
+              <w:t>05</w:t>
+            </w:r>
+            <w:r>
+              <w:rPr>
+                <w:rFonts w:ascii="Montserrat" w:eastAsia="Montserrat" w:hAnsi="Montserrat" w:cs="Montserrat"/>
+                <w:sz w:val="24"/>
+                <w:szCs w:val="24"/>
+              </w:rPr>
+              <w:t>/0</w:t>
+            </w:r>
+            <w:r>
+              <w:rPr>
+                <w:rFonts w:ascii="Montserrat" w:eastAsia="Montserrat" w:hAnsi="Montserrat" w:cs="Montserrat"/>
+                <w:sz w:val="24"/>
+                <w:szCs w:val="24"/>
+              </w:rPr>
+              <w:t>6</w:t>
+            </w:r>
+            <w:r>
+              <w:rPr>
+                <w:rFonts w:ascii="Montserrat" w:eastAsia="Montserrat" w:hAnsi="Montserrat" w:cs="Montserrat"/>
+                <w:sz w:val="24"/>
+                <w:szCs w:val="24"/>
+              </w:rPr>
+              <w:t>/2026</w:t>
             </w:r>
           </w:p>
         </w:tc>
@@ -545,7 +569,25 @@
             <w:sz w:val="24"/>
             <w:szCs w:val="24"/>
           </w:rPr>
-          <w:t>III. Préconisati</w:t>
+          <w:t>III. Préconis</w:t>
+        </w:r>
+        <w:r>
+          <w:rPr>
+            <w:rFonts w:ascii="Montserrat" w:eastAsia="Montserrat" w:hAnsi="Montserrat" w:cs="Montserrat"/>
+            <w:color w:val="000000"/>
+            <w:sz w:val="24"/>
+            <w:szCs w:val="24"/>
+          </w:rPr>
+          <w:t>a</w:t>
+        </w:r>
+        <w:r>
+          <w:rPr>
+            <w:rFonts w:ascii="Montserrat" w:eastAsia="Montserrat" w:hAnsi="Montserrat" w:cs="Montserrat"/>
+            <w:color w:val="000000"/>
+            <w:sz w:val="24"/>
+            <w:szCs w:val="24"/>
+          </w:rPr>
+          <w:t>ti</w:t>
         </w:r>
         <w:r>
           <w:rPr>
@@ -563,7 +605,25 @@
             <w:sz w:val="24"/>
             <w:szCs w:val="24"/>
           </w:rPr>
-          <w:t>ns concernant le domaine et l’hébergement</w:t>
+          <w:t>ns co</w:t>
+        </w:r>
+        <w:r>
+          <w:rPr>
+            <w:rFonts w:ascii="Montserrat" w:eastAsia="Montserrat" w:hAnsi="Montserrat" w:cs="Montserrat"/>
+            <w:color w:val="000000"/>
+            <w:sz w:val="24"/>
+            <w:szCs w:val="24"/>
+          </w:rPr>
+          <w:t>n</w:t>
+        </w:r>
+        <w:r>
+          <w:rPr>
+            <w:rFonts w:ascii="Montserrat" w:eastAsia="Montserrat" w:hAnsi="Montserrat" w:cs="Montserrat"/>
+            <w:color w:val="000000"/>
+            <w:sz w:val="24"/>
+            <w:szCs w:val="24"/>
+          </w:rPr>
+          <w:t>cernant le domaine et l’hébergement</w:t>
         </w:r>
         <w:r>
           <w:rPr>
@@ -764,7 +824,25 @@
             <w:sz w:val="24"/>
             <w:szCs w:val="24"/>
           </w:rPr>
-          <w:t xml:space="preserve">VI. Maintenance du </w:t>
+          <w:t>VI. Maintenan</w:t>
+        </w:r>
+        <w:r>
+          <w:rPr>
+            <w:rFonts w:ascii="Montserrat" w:eastAsia="Montserrat" w:hAnsi="Montserrat" w:cs="Montserrat"/>
+            <w:color w:val="000000"/>
+            <w:sz w:val="24"/>
+            <w:szCs w:val="24"/>
+          </w:rPr>
+          <w:t>c</w:t>
+        </w:r>
+        <w:r>
+          <w:rPr>
+            <w:rFonts w:ascii="Montserrat" w:eastAsia="Montserrat" w:hAnsi="Montserrat" w:cs="Montserrat"/>
+            <w:color w:val="000000"/>
+            <w:sz w:val="24"/>
+            <w:szCs w:val="24"/>
+          </w:rPr>
+          <w:t xml:space="preserve">e du </w:t>
         </w:r>
         <w:r>
           <w:rPr>
@@ -1234,12 +1312,6 @@
               <w:pStyle w:val="Standard"/>
               <w:spacing w:line="240" w:lineRule="auto"/>
             </w:pPr>
-          </w:p>
-          <w:p>
-            <w:pPr>
-              <w:pStyle w:val="Standard"/>
-              <w:spacing w:line="240" w:lineRule="auto"/>
-            </w:pPr>
             <w:r>
               <w:t>2) Facilite la réutilisation des composants comme Menu, Catégorie ou Plat.</w:t>
             </w:r>
@@ -1399,11 +1471,6 @@
           <w:p>
             <w:pPr>
               <w:pStyle w:val="Standard"/>
-            </w:pPr>
-          </w:p>
-          <w:p>
-            <w:pPr>
-              <w:pStyle w:val="Standard"/>
               <w:spacing w:line="240" w:lineRule="auto"/>
             </w:pPr>
             <w:r>
@@ -1435,7 +1502,7 @@
               <w:spacing w:line="240" w:lineRule="auto"/>
             </w:pPr>
             <w:r>
-              <w:t>Sauvegarde des menus</w:t>
+              <w:t>Création d’un plat</w:t>
             </w:r>
           </w:p>
         </w:tc>
@@ -1458,10 +1525,13 @@
           <w:p>
             <w:pPr>
               <w:pStyle w:val="Standard"/>
+              <w:tabs>
+                <w:tab w:val="left" w:pos="1653"/>
+              </w:tabs>
               <w:spacing w:line="240" w:lineRule="auto"/>
             </w:pPr>
             <w:r>
-              <w:t>Les menus doivent être conservés et retrouvés plus tard</w:t>
+              <w:t>Une modale doit permettre au restaurateur de renseigner une photo, un nom, un prix et une description pour chaque plat.</w:t>
             </w:r>
           </w:p>
         </w:tc>
@@ -1486,8 +1556,21 @@
               <w:pStyle w:val="Standard"/>
               <w:spacing w:line="240" w:lineRule="auto"/>
             </w:pPr>
-            <w:r>
-              <w:t>MongoDB</w:t>
+            <w:proofErr w:type="spellStart"/>
+            <w:r>
+              <w:t>React</w:t>
+            </w:r>
+            <w:proofErr w:type="spellEnd"/>
+            <w:r>
+              <w:t xml:space="preserve"> Modal + </w:t>
+            </w:r>
+            <w:proofErr w:type="spellStart"/>
+            <w:r>
+              <w:t>React</w:t>
+            </w:r>
+            <w:proofErr w:type="spellEnd"/>
+            <w:r>
+              <w:t xml:space="preserve"> Hook Form + Multer</w:t>
             </w:r>
           </w:p>
         </w:tc>
@@ -1513,7 +1596,7 @@
               <w:spacing w:line="240" w:lineRule="auto"/>
             </w:pPr>
             <w:r>
-              <w:t>Base de données NoSQL permettant de stocker des menus sous forme de documents.</w:t>
+              <w:t>Une modale affiche un formulaire de création de plat. Les informations sont validées côté front et l'image est transmise au serveur pour être enregistrée.</w:t>
             </w:r>
           </w:p>
         </w:tc>
@@ -1536,25 +1619,29 @@
           <w:p>
             <w:pPr>
               <w:pStyle w:val="Standard"/>
-              <w:spacing w:line="240" w:lineRule="auto"/>
             </w:pPr>
             <w:r>
-              <w:t xml:space="preserve">1) Adapté aux données flexibles comme menus, catégories et plats. </w:t>
-            </w:r>
-          </w:p>
-          <w:p>
-            <w:pPr>
-              <w:pStyle w:val="Standard"/>
-              <w:spacing w:line="240" w:lineRule="auto"/>
-            </w:pPr>
-          </w:p>
-          <w:p>
-            <w:pPr>
-              <w:pStyle w:val="Standard"/>
-              <w:spacing w:line="240" w:lineRule="auto"/>
-            </w:pPr>
-            <w:r>
-              <w:t>2) Facile à faire évoluer si de nouvelles options sont ajoutées.</w:t>
+              <w:t xml:space="preserve">1) </w:t>
+            </w:r>
+            <w:proofErr w:type="spellStart"/>
+            <w:r>
+              <w:t>React</w:t>
+            </w:r>
+            <w:proofErr w:type="spellEnd"/>
+            <w:r>
+              <w:t xml:space="preserve"> Hook Form simplifie la gestion et la validation du formulaire. </w:t>
+            </w:r>
+            <w:r>
+              <w:br/>
+              <w:t>2) Multer permet la gestion sécurisée de l'</w:t>
+            </w:r>
+            <w:proofErr w:type="spellStart"/>
+            <w:r>
+              <w:t>upload</w:t>
+            </w:r>
+            <w:proofErr w:type="spellEnd"/>
+            <w:r>
+              <w:t xml:space="preserve"> des images.</w:t>
             </w:r>
           </w:p>
         </w:tc>
@@ -1582,7 +1669,7 @@
               <w:spacing w:line="240" w:lineRule="auto"/>
             </w:pPr>
             <w:r>
-              <w:t>Affichage public du menu</w:t>
+              <w:t>Sauvegarde des menus</w:t>
             </w:r>
           </w:p>
         </w:tc>
@@ -1608,7 +1695,7 @@
               <w:spacing w:line="240" w:lineRule="auto"/>
             </w:pPr>
             <w:r>
-              <w:t>Le menu doit être accessible via un lien public</w:t>
+              <w:t>Les menus doivent être conservés et retrouvés plus tard</w:t>
             </w:r>
           </w:p>
         </w:tc>
@@ -1633,13 +1720,8 @@
               <w:pStyle w:val="Standard"/>
               <w:spacing w:line="240" w:lineRule="auto"/>
             </w:pPr>
-            <w:proofErr w:type="spellStart"/>
-            <w:r>
-              <w:t>React</w:t>
-            </w:r>
-            <w:proofErr w:type="spellEnd"/>
-            <w:r>
-              <w:t xml:space="preserve"> Router</w:t>
+            <w:r>
+              <w:t>MongoDB</w:t>
             </w:r>
           </w:p>
         </w:tc>
@@ -1664,19 +1746,9 @@
               <w:pStyle w:val="Standard"/>
               <w:spacing w:line="240" w:lineRule="auto"/>
             </w:pPr>
-            <w:proofErr w:type="spellStart"/>
-            <w:r>
-              <w:t>React</w:t>
-            </w:r>
-            <w:proofErr w:type="spellEnd"/>
-            <w:r>
-              <w:t xml:space="preserve"> Router permet de gérer les pages dynamiques comme /menu</w:t>
-            </w:r>
-            <w:proofErr w:type="gramStart"/>
-            <w:r>
-              <w:t>/:id.</w:t>
-            </w:r>
-            <w:proofErr w:type="gramEnd"/>
+            <w:r>
+              <w:t>Base de données NoSQL permettant de stocker des menus sous forme de documents.</w:t>
+            </w:r>
           </w:p>
         </w:tc>
         <w:tc>
@@ -1701,7 +1773,7 @@
               <w:spacing w:line="240" w:lineRule="auto"/>
             </w:pPr>
             <w:r>
-              <w:t xml:space="preserve">1) Permet une navigation fluide. </w:t>
+              <w:t xml:space="preserve">1) Adapté aux données flexibles comme menus, catégories et plats. </w:t>
             </w:r>
           </w:p>
           <w:p>
@@ -1710,11 +1782,11 @@
               <w:spacing w:line="240" w:lineRule="auto"/>
             </w:pPr>
             <w:r>
-              <w:t xml:space="preserve">2) Facilite la création de pages </w:t>
+              <w:t xml:space="preserve">2) Facile à faire évoluer si de nouvelles options sont </w:t>
             </w:r>
             <w:r>
               <w:lastRenderedPageBreak/>
-              <w:t>publiques personnalisées.</w:t>
+              <w:t>ajoutées.</w:t>
             </w:r>
           </w:p>
         </w:tc>
@@ -2019,12 +2091,6 @@
             <w:r>
               <w:t xml:space="preserve">1) Améliore l’expérience de tous les utilisateurs. </w:t>
             </w:r>
-          </w:p>
-          <w:p>
-            <w:pPr>
-              <w:pStyle w:val="Standard"/>
-              <w:spacing w:line="240" w:lineRule="auto"/>
-            </w:pPr>
           </w:p>
           <w:p>
             <w:pPr>
@@ -2584,7 +2650,49 @@
             </w:r>
             <w:proofErr w:type="spellEnd"/>
             <w:r>
-              <w:t xml:space="preserve"> dans un nouvel onglet.</w:t>
+              <w:t xml:space="preserve"> dans un nouvel onglet</w:t>
+            </w:r>
+            <w:r>
+              <w:t xml:space="preserve"> </w:t>
+            </w:r>
+            <w:r>
+              <w:t xml:space="preserve">grâce aux attributs </w:t>
+            </w:r>
+            <w:proofErr w:type="spellStart"/>
+            <w:r>
+              <w:t>target</w:t>
+            </w:r>
+            <w:proofErr w:type="spellEnd"/>
+            <w:r>
+              <w:t>="_</w:t>
+            </w:r>
+            <w:proofErr w:type="spellStart"/>
+            <w:r>
+              <w:t>blank</w:t>
+            </w:r>
+            <w:proofErr w:type="spellEnd"/>
+            <w:r>
+              <w:t xml:space="preserve">" et </w:t>
+            </w:r>
+            <w:r>
+              <w:lastRenderedPageBreak/>
+              <w:t>rel="</w:t>
+            </w:r>
+            <w:proofErr w:type="spellStart"/>
+            <w:r>
+              <w:t>noopener</w:t>
+            </w:r>
+            <w:proofErr w:type="spellEnd"/>
+            <w:r>
+              <w:t xml:space="preserve"> </w:t>
+            </w:r>
+            <w:proofErr w:type="spellStart"/>
+            <w:r>
+              <w:t>noreferrer</w:t>
+            </w:r>
+            <w:proofErr w:type="spellEnd"/>
+            <w:r>
+              <w:t>"</w:t>
             </w:r>
           </w:p>
           <w:p>
@@ -2620,11 +2728,11 @@
             </w:r>
             <w:r>
               <w:br/>
-              <w:t xml:space="preserve">2) L’utilisateur reste dans un </w:t>
+              <w:t xml:space="preserve">2) L’utilisateur reste dans un parcours clair sans </w:t>
             </w:r>
             <w:r>
               <w:lastRenderedPageBreak/>
-              <w:t xml:space="preserve">parcours clair sans développement </w:t>
+              <w:t xml:space="preserve">développement </w:t>
             </w:r>
             <w:proofErr w:type="spellStart"/>
             <w:r>
@@ -4487,14 +4595,13 @@
         </w:rPr>
         <w:t>.</w:t>
       </w:r>
-    </w:p>
-    <w:p>
-      <w:pPr>
-        <w:pStyle w:val="Titre2"/>
-        <w:ind w:firstLine="0"/>
-      </w:pPr>
       <w:bookmarkStart w:id="4" w:name="_a61v3uh5vs19"/>
       <w:bookmarkEnd w:id="4"/>
+    </w:p>
+    <w:p>
+      <w:pPr>
+        <w:pStyle w:val="Standard"/>
+      </w:pPr>
     </w:p>
     <w:p>
       <w:pPr>
@@ -13473,7 +13580,6 @@
   <w:style w:type="character" w:default="1" w:styleId="Policepardfaut">
     <w:name w:val="Default Paragraph Font"/>
     <w:uiPriority w:val="1"/>
-    <w:semiHidden/>
     <w:unhideWhenUsed/>
   </w:style>
   <w:style w:type="table" w:default="1" w:styleId="TableauNormal">
